--- a/entrega-1/Entregables/1.4 Acta de Constitucion del Equipo del Proyecto.docx
+++ b/entrega-1/Entregables/1.4 Acta de Constitucion del Equipo del Proyecto.docx
@@ -11,7 +11,7 @@
           <w:noProof/>
         </w:rPr>
         <w:drawing>
-          <wp:inline distT="0" distB="0" distL="0" distR="0" wp14:anchorId="6D4B1F02" wp14:editId="75F17B3F">
+          <wp:inline distT="0" distB="0" distL="0" distR="0" wp14:anchorId="34E43070" wp14:editId="31231107">
             <wp:extent cx="1152000" cy="1152000"/>
             <wp:effectExtent l="0" t="0" r="0" b="0"/>
             <wp:docPr id="1" name="Picture 1"/>
@@ -112,7 +112,7 @@
         </w:pBdr>
         <w:spacing w:before="280" w:after="80"/>
       </w:pPr>
-      <w:bookmarkStart w:id="0" w:name="_Toc238897426"/>
+      <w:bookmarkStart w:id="0" w:name="_Toc239498763"/>
       <w:r>
         <w:rPr>
           <w:color w:val="002F6C"/>
@@ -211,7 +211,7 @@
           </w:tcPr>
           <w:p>
             <w:r>
-              <w:t>Patricio Acevedo (con apoyo de Claude Code)</w:t>
+              <w:t>Patricio Acevedo</w:t>
             </w:r>
           </w:p>
         </w:tc>
@@ -341,7 +341,7 @@
         </w:pBdr>
         <w:spacing w:before="280" w:after="80"/>
       </w:pPr>
-      <w:bookmarkStart w:id="1" w:name="_Toc238897427"/>
+      <w:bookmarkStart w:id="1" w:name="_Toc239498764"/>
       <w:r>
         <w:rPr>
           <w:color w:val="002F6C"/>
@@ -377,7 +377,7 @@
       <w:r>
         <w:fldChar w:fldCharType="separate"/>
       </w:r>
-      <w:hyperlink w:anchor="_Toc238897426" w:history="1">
+      <w:hyperlink w:anchor="_Toc239498763" w:history="1">
         <w:r>
           <w:rPr>
             <w:rStyle w:val="Hipervnculo"/>
@@ -404,7 +404,7 @@
             <w:noProof/>
             <w:webHidden/>
           </w:rPr>
-          <w:instrText xml:space="preserve"> PAGEREF _Toc238897426 \h </w:instrText>
+          <w:instrText xml:space="preserve"> PAGEREF _Toc239498763 \h </w:instrText>
         </w:r>
         <w:r>
           <w:rPr>
@@ -451,7 +451,7 @@
           <w14:ligatures w14:val="standardContextual"/>
         </w:rPr>
       </w:pPr>
-      <w:hyperlink w:anchor="_Toc238897427" w:history="1">
+      <w:hyperlink w:anchor="_Toc239498764" w:history="1">
         <w:r>
           <w:rPr>
             <w:rStyle w:val="Hipervnculo"/>
@@ -478,7 +478,7 @@
             <w:noProof/>
             <w:webHidden/>
           </w:rPr>
-          <w:instrText xml:space="preserve"> PAGEREF _Toc238897427 \h </w:instrText>
+          <w:instrText xml:space="preserve"> PAGEREF _Toc239498764 \h </w:instrText>
         </w:r>
         <w:r>
           <w:rPr>
@@ -525,7 +525,7 @@
           <w14:ligatures w14:val="standardContextual"/>
         </w:rPr>
       </w:pPr>
-      <w:hyperlink w:anchor="_Toc238897428" w:history="1">
+      <w:hyperlink w:anchor="_Toc239498765" w:history="1">
         <w:r>
           <w:rPr>
             <w:rStyle w:val="Hipervnculo"/>
@@ -552,7 +552,7 @@
             <w:noProof/>
             <w:webHidden/>
           </w:rPr>
-          <w:instrText xml:space="preserve"> PAGEREF _Toc238897428 \h </w:instrText>
+          <w:instrText xml:space="preserve"> PAGEREF _Toc239498765 \h </w:instrText>
         </w:r>
         <w:r>
           <w:rPr>
@@ -599,7 +599,7 @@
           <w14:ligatures w14:val="standardContextual"/>
         </w:rPr>
       </w:pPr>
-      <w:hyperlink w:anchor="_Toc238897429" w:history="1">
+      <w:hyperlink w:anchor="_Toc239498766" w:history="1">
         <w:r>
           <w:rPr>
             <w:rStyle w:val="Hipervnculo"/>
@@ -626,7 +626,7 @@
             <w:noProof/>
             <w:webHidden/>
           </w:rPr>
-          <w:instrText xml:space="preserve"> PAGEREF _Toc238897429 \h </w:instrText>
+          <w:instrText xml:space="preserve"> PAGEREF _Toc239498766 \h </w:instrText>
         </w:r>
         <w:r>
           <w:rPr>
@@ -673,7 +673,7 @@
           <w14:ligatures w14:val="standardContextual"/>
         </w:rPr>
       </w:pPr>
-      <w:hyperlink w:anchor="_Toc238897430" w:history="1">
+      <w:hyperlink w:anchor="_Toc239498767" w:history="1">
         <w:r>
           <w:rPr>
             <w:rStyle w:val="Hipervnculo"/>
@@ -700,7 +700,7 @@
             <w:noProof/>
             <w:webHidden/>
           </w:rPr>
-          <w:instrText xml:space="preserve"> PAGEREF _Toc238897430 \h </w:instrText>
+          <w:instrText xml:space="preserve"> PAGEREF _Toc239498767 \h </w:instrText>
         </w:r>
         <w:r>
           <w:rPr>
@@ -747,7 +747,7 @@
           <w14:ligatures w14:val="standardContextual"/>
         </w:rPr>
       </w:pPr>
-      <w:hyperlink w:anchor="_Toc238897431" w:history="1">
+      <w:hyperlink w:anchor="_Toc239498768" w:history="1">
         <w:r>
           <w:rPr>
             <w:rStyle w:val="Hipervnculo"/>
@@ -774,7 +774,7 @@
             <w:noProof/>
             <w:webHidden/>
           </w:rPr>
-          <w:instrText xml:space="preserve"> PAGEREF _Toc238897431 \h </w:instrText>
+          <w:instrText xml:space="preserve"> PAGEREF _Toc239498768 \h </w:instrText>
         </w:r>
         <w:r>
           <w:rPr>
@@ -821,7 +821,7 @@
           <w14:ligatures w14:val="standardContextual"/>
         </w:rPr>
       </w:pPr>
-      <w:hyperlink w:anchor="_Toc238897432" w:history="1">
+      <w:hyperlink w:anchor="_Toc239498769" w:history="1">
         <w:r>
           <w:rPr>
             <w:rStyle w:val="Hipervnculo"/>
@@ -848,7 +848,7 @@
             <w:noProof/>
             <w:webHidden/>
           </w:rPr>
-          <w:instrText xml:space="preserve"> PAGEREF _Toc238897432 \h </w:instrText>
+          <w:instrText xml:space="preserve"> PAGEREF _Toc239498769 \h </w:instrText>
         </w:r>
         <w:r>
           <w:rPr>
@@ -895,7 +895,7 @@
           <w14:ligatures w14:val="standardContextual"/>
         </w:rPr>
       </w:pPr>
-      <w:hyperlink w:anchor="_Toc238897433" w:history="1">
+      <w:hyperlink w:anchor="_Toc239498770" w:history="1">
         <w:r>
           <w:rPr>
             <w:rStyle w:val="Hipervnculo"/>
@@ -922,7 +922,7 @@
             <w:noProof/>
             <w:webHidden/>
           </w:rPr>
-          <w:instrText xml:space="preserve"> PAGEREF _Toc238897433 \h </w:instrText>
+          <w:instrText xml:space="preserve"> PAGEREF _Toc239498770 \h </w:instrText>
         </w:r>
         <w:r>
           <w:rPr>
@@ -969,7 +969,7 @@
           <w14:ligatures w14:val="standardContextual"/>
         </w:rPr>
       </w:pPr>
-      <w:hyperlink w:anchor="_Toc238897434" w:history="1">
+      <w:hyperlink w:anchor="_Toc239498771" w:history="1">
         <w:r>
           <w:rPr>
             <w:rStyle w:val="Hipervnculo"/>
@@ -996,7 +996,7 @@
             <w:noProof/>
             <w:webHidden/>
           </w:rPr>
-          <w:instrText xml:space="preserve"> PAGEREF _Toc238897434 \h </w:instrText>
+          <w:instrText xml:space="preserve"> PAGEREF _Toc239498771 \h </w:instrText>
         </w:r>
         <w:r>
           <w:rPr>
@@ -1043,7 +1043,7 @@
           <w14:ligatures w14:val="standardContextual"/>
         </w:rPr>
       </w:pPr>
-      <w:hyperlink w:anchor="_Toc238897435" w:history="1">
+      <w:hyperlink w:anchor="_Toc239498772" w:history="1">
         <w:r>
           <w:rPr>
             <w:rStyle w:val="Hipervnculo"/>
@@ -1070,7 +1070,7 @@
             <w:noProof/>
             <w:webHidden/>
           </w:rPr>
-          <w:instrText xml:space="preserve"> PAGEREF _Toc238897435 \h </w:instrText>
+          <w:instrText xml:space="preserve"> PAGEREF _Toc239498772 \h </w:instrText>
         </w:r>
         <w:r>
           <w:rPr>
@@ -1119,7 +1119,7 @@
         </w:pBdr>
         <w:spacing w:before="280" w:after="80"/>
       </w:pPr>
-      <w:bookmarkStart w:id="2" w:name="_Toc238897428"/>
+      <w:bookmarkStart w:id="2" w:name="_Toc239498765"/>
       <w:r>
         <w:rPr>
           <w:color w:val="002F6C"/>
@@ -1245,7 +1245,7 @@
         </w:pBdr>
         <w:spacing w:before="280" w:after="80"/>
       </w:pPr>
-      <w:bookmarkStart w:id="3" w:name="_Toc238897429"/>
+      <w:bookmarkStart w:id="3" w:name="_Toc239498766"/>
       <w:r>
         <w:rPr>
           <w:color w:val="002F6C"/>
@@ -1352,7 +1352,7 @@
         </w:pBdr>
         <w:spacing w:before="280" w:after="80"/>
       </w:pPr>
-      <w:bookmarkStart w:id="4" w:name="_Toc238897430"/>
+      <w:bookmarkStart w:id="4" w:name="_Toc239498767"/>
       <w:r>
         <w:rPr>
           <w:color w:val="002F6C"/>
@@ -1435,7 +1435,7 @@
         </w:pBdr>
         <w:spacing w:before="280" w:after="80"/>
       </w:pPr>
-      <w:bookmarkStart w:id="5" w:name="_Toc238897431"/>
+      <w:bookmarkStart w:id="5" w:name="_Toc239498768"/>
       <w:r>
         <w:rPr>
           <w:color w:val="002F6C"/>
@@ -1518,7 +1518,7 @@
         </w:pBdr>
         <w:spacing w:before="280" w:after="80"/>
       </w:pPr>
-      <w:bookmarkStart w:id="6" w:name="_Toc238897432"/>
+      <w:bookmarkStart w:id="6" w:name="_Toc239498769"/>
       <w:r>
         <w:rPr>
           <w:color w:val="002F6C"/>
@@ -1602,7 +1602,7 @@
         </w:pBdr>
         <w:spacing w:before="280" w:after="80"/>
       </w:pPr>
-      <w:bookmarkStart w:id="7" w:name="_Toc238897433"/>
+      <w:bookmarkStart w:id="7" w:name="_Toc239498770"/>
       <w:r>
         <w:rPr>
           <w:color w:val="002F6C"/>
@@ -1808,7 +1808,7 @@
         </w:pBdr>
         <w:spacing w:before="280" w:after="80"/>
       </w:pPr>
-      <w:bookmarkStart w:id="8" w:name="_Toc238897434"/>
+      <w:bookmarkStart w:id="8" w:name="_Toc239498771"/>
       <w:r>
         <w:rPr>
           <w:color w:val="002F6C"/>
@@ -1899,7 +1899,7 @@
         </w:rPr>
         <w:lastRenderedPageBreak/>
         <w:drawing>
-          <wp:inline distT="0" distB="0" distL="0" distR="0" wp14:anchorId="4C1212E7" wp14:editId="6C6BFADC">
+          <wp:inline distT="0" distB="0" distL="0" distR="0" wp14:anchorId="2951194E" wp14:editId="27447E0F">
             <wp:extent cx="576000" cy="576000"/>
             <wp:effectExtent l="0" t="0" r="0" b="0"/>
             <wp:docPr id="2" name="Picture 2"/>
@@ -1943,7 +1943,7 @@
         </w:pBdr>
         <w:spacing w:before="280" w:after="80"/>
       </w:pPr>
-      <w:bookmarkStart w:id="9" w:name="_Toc238897435"/>
+      <w:bookmarkStart w:id="9" w:name="_Toc239498772"/>
       <w:r>
         <w:rPr>
           <w:color w:val="002F6C"/>
@@ -2479,10 +2479,10 @@
         <w:noProof/>
       </w:rPr>
       <w:drawing>
-        <wp:inline distT="0" distB="0" distL="0" distR="0" wp14:anchorId="31117974" wp14:editId="066D2EBC">
+        <wp:inline distT="0" distB="0" distL="0" distR="0" wp14:anchorId="6966E569" wp14:editId="2B7BE2B5">
           <wp:extent cx="503999" cy="503999"/>
           <wp:effectExtent l="0" t="0" r="0" b="0"/>
-          <wp:docPr id="928128804" name="Picture 1"/>
+          <wp:docPr id="1785647340" name="Picture 1"/>
           <wp:cNvGraphicFramePr>
             <a:graphicFrameLocks xmlns:a="http://schemas.openxmlformats.org/drawingml/2006/main" noChangeAspect="1"/>
           </wp:cNvGraphicFramePr>
@@ -2704,31 +2704,31 @@
       </w:rPr>
     </w:lvl>
   </w:abstractNum>
-  <w:num w:numId="1" w16cid:durableId="975571239">
+  <w:num w:numId="1" w16cid:durableId="1615862257">
     <w:abstractNumId w:val="8"/>
   </w:num>
-  <w:num w:numId="2" w16cid:durableId="1738479073">
+  <w:num w:numId="2" w16cid:durableId="539704232">
     <w:abstractNumId w:val="6"/>
   </w:num>
-  <w:num w:numId="3" w16cid:durableId="1895853671">
+  <w:num w:numId="3" w16cid:durableId="2095395322">
     <w:abstractNumId w:val="5"/>
   </w:num>
-  <w:num w:numId="4" w16cid:durableId="1158351719">
+  <w:num w:numId="4" w16cid:durableId="1864709986">
     <w:abstractNumId w:val="4"/>
   </w:num>
-  <w:num w:numId="5" w16cid:durableId="1005010772">
+  <w:num w:numId="5" w16cid:durableId="1850752522">
     <w:abstractNumId w:val="7"/>
   </w:num>
-  <w:num w:numId="6" w16cid:durableId="1677926596">
+  <w:num w:numId="6" w16cid:durableId="987393700">
     <w:abstractNumId w:val="3"/>
   </w:num>
-  <w:num w:numId="7" w16cid:durableId="1214152302">
+  <w:num w:numId="7" w16cid:durableId="1419137061">
     <w:abstractNumId w:val="2"/>
   </w:num>
-  <w:num w:numId="8" w16cid:durableId="2002847864">
+  <w:num w:numId="8" w16cid:durableId="254557767">
     <w:abstractNumId w:val="1"/>
   </w:num>
-  <w:num w:numId="9" w16cid:durableId="1499887175">
+  <w:num w:numId="9" w16cid:durableId="832138696">
     <w:abstractNumId w:val="0"/>
   </w:num>
 </w:numbering>
@@ -14118,7 +14118,7 @@
     <w:autoRedefine/>
     <w:uiPriority w:val="39"/>
     <w:unhideWhenUsed/>
-    <w:rsid w:val="00140788"/>
+    <w:rsid w:val="008A52CA"/>
     <w:pPr>
       <w:spacing w:after="100"/>
     </w:pPr>
@@ -14128,7 +14128,7 @@
     <w:basedOn w:val="Fuentedeprrafopredeter"/>
     <w:uiPriority w:val="99"/>
     <w:unhideWhenUsed/>
-    <w:rsid w:val="00140788"/>
+    <w:rsid w:val="008A52CA"/>
     <w:rPr>
       <w:color w:val="0000FF" w:themeColor="hyperlink"/>
       <w:u w:val="single"/>
